--- a/public/templates/sg-non-local-secondment.tokenised.docx
+++ b/public/templates/sg-non-local-secondment.tokenised.docx
@@ -565,23 +565,7 @@
           <w:sz w:val="22"/>
           <w:szCs w:val="22"/>
         </w:rPr>
-        <w:t>You will be eligible to participate in the Client’s Sales Commission Scheme which is designed to ensure that your effort will be rewarded in line with the Client’s sales performance. The Scheme is administered as per the prevailing policy in force from time to time and may be changed at the sole discretion of the Client without prior notice to you. The commission amount is payable in arrears based on the Client pay</w:t>
-      </w:r>
-      <w:r>
-        <w:rPr>
-          <w:color w:val="EE0000"/>
-          <w:sz w:val="22"/>
-          <w:szCs w:val="22"/>
-        </w:rPr>
-        <w:t>ment</w:t>
-      </w:r>
-      <w:r>
-        <w:rPr>
-          <w:color w:val="EE0000"/>
-          <w:sz w:val="22"/>
-          <w:szCs w:val="22"/>
-        </w:rPr>
-        <w:t xml:space="preserve"> arrangements.</w:t>
+        <w:t xml:space="preserve">{#hasCommissionScheme}You will be eligible to participate in the Client’s Sales Commission Scheme which is designed to ensure that your effort will be rewarded in line with the Client’s sales performance. The Scheme is administered as per the prevailing policy in force from time to time and may be changed at the sole discretion of the Client without prior notice to you. The commission amount is payable in arrears based on the Client payment arrangements.{/hasCommissionScheme}</w:t>
       </w:r>
     </w:p>
     <w:p>
